--- a/sas_search/SUCCESS_LIBRARY_GUIDE.docx
+++ b/sas_search/SUCCESS_LIBRARY_GUIDE.docx
@@ -315,6 +315,958 @@
         <w:t>Run in Terminal</w:t>
       </w:r>
       <w:r/>
+    </w:p>
+    <w:p>
+      <w:pPr>
+        <w:spacing w:before="120" w:after="120"/>
+      </w:pPr>
+      <w:r>
+        <w:rPr>
+          <w:color w:val="CCCCCC"/>
+          <w:sz w:val="12"/>
+        </w:rPr>
+        <w:t>──────────────────────────────────────────────────────────────────────</w:t>
+      </w:r>
+    </w:p>
+    <w:p>
+      <w:pPr>
+        <w:pStyle w:val="Heading2"/>
+      </w:pPr>
+      <w:r>
+        <w:t>Quick Search — Single Mnemonic Lookup</w:t>
+      </w:r>
+    </w:p>
+    <w:p>
+      <w:r>
+        <w:t xml:space="preserve">If you need to look up one mnemonic (or a small handful), use </w:t>
+      </w:r>
+      <w:r>
+        <w:rPr>
+          <w:rFonts w:ascii="Consolas" w:hAnsi="Consolas"/>
+          <w:color w:val="8B0000"/>
+          <w:sz w:val="16"/>
+        </w:rPr>
+        <w:t>quick_search.ps1</w:t>
+      </w:r>
+      <w:r>
+        <w:t>. It does everything in one script — scan, tag, and extract — with no CSVs or pipeline steps.</w:t>
+      </w:r>
+    </w:p>
+    <w:p>
+      <w:r/>
+      <w:r>
+        <w:rPr>
+          <w:b/>
+        </w:rPr>
+        <w:t>Script:</w:t>
+      </w:r>
+      <w:r>
+        <w:t xml:space="preserve"> </w:t>
+      </w:r>
+      <w:r>
+        <w:rPr>
+          <w:rFonts w:ascii="Consolas" w:hAnsi="Consolas"/>
+          <w:color w:val="8B0000"/>
+          <w:sz w:val="16"/>
+        </w:rPr>
+        <w:t>sas_search/scripts/quick_search.ps1</w:t>
+      </w:r>
+      <w:r/>
+    </w:p>
+    <w:p>
+      <w:pPr>
+        <w:pStyle w:val="Heading3"/>
+      </w:pPr>
+      <w:r>
+        <w:t>How to Use</w:t>
+      </w:r>
+    </w:p>
+    <w:p>
+      <w:pPr>
+        <w:pStyle w:val="ListNumber"/>
+      </w:pPr>
+      <w:r>
+        <w:t>Open the script in VS Code</w:t>
+      </w:r>
+    </w:p>
+    <w:p>
+      <w:pPr>
+        <w:pStyle w:val="ListNumber"/>
+      </w:pPr>
+      <w:r>
+        <w:t>Edit the three sections at the top:</w:t>
+      </w:r>
+    </w:p>
+    <w:p>
+      <w:pPr>
+        <w:ind w:left="432"/>
+      </w:pPr>
+      <w:r>
+        <w:rPr>
+          <w:rFonts w:ascii="Consolas" w:hAnsi="Consolas"/>
+          <w:color w:val="333333"/>
+          <w:sz w:val="16"/>
+        </w:rPr>
+        <w:t># Your mnemonics (one or many)</w:t>
+        <w:br/>
+        <w:t>$mnemonics = @("FTH", "MOM")</w:t>
+        <w:br/>
+        <w:br/>
+        <w:t># Your keywords (searched IN ADDITION to "success" which is always included)</w:t>
+        <w:br/>
+        <w:t>$keywords = @("mortgage", "open", "funded", "approved", "maturity", "retain")</w:t>
+        <w:br/>
+        <w:br/>
+        <w:t># Paths</w:t>
+        <w:br/>
+        <w:t>$searchPath = "\\maple.fg.rbc.com\data\Toronto\wrkgrp\..."</w:t>
+        <w:br/>
+        <w:t>$outFile    = "\\maple.fg.rbc.com\data\...\quick_search_output.txt"</w:t>
+      </w:r>
+    </w:p>
+    <w:p>
+      <w:pPr>
+        <w:pStyle w:val="ListNumber"/>
+      </w:pPr>
+      <w:r>
+        <w:t>Save (</w:t>
+      </w:r>
+      <w:r>
+        <w:rPr>
+          <w:b/>
+        </w:rPr>
+        <w:t>Ctrl+S</w:t>
+      </w:r>
+      <w:r>
+        <w:t>)</w:t>
+      </w:r>
+    </w:p>
+    <w:p>
+      <w:pPr>
+        <w:pStyle w:val="ListNumber"/>
+      </w:pPr>
+      <w:r>
+        <w:t>Run in terminal:</w:t>
+      </w:r>
+    </w:p>
+    <w:p>
+      <w:pPr>
+        <w:pStyle w:val="ListNumber"/>
+      </w:pPr>
+      <w:r>
+        <w:rPr>
+          <w:rFonts w:ascii="Consolas" w:hAnsi="Consolas"/>
+          <w:color w:val="8B0000"/>
+          <w:sz w:val="16"/>
+        </w:rPr>
+        <w:t>`</w:t>
+      </w:r>
+    </w:p>
+    <w:p>
+      <w:pPr>
+        <w:pStyle w:val="ListNumber"/>
+      </w:pPr>
+      <w:r>
+        <w:t>.\sas_search\scripts\quick_search.ps1</w:t>
+      </w:r>
+    </w:p>
+    <w:p>
+      <w:pPr>
+        <w:pStyle w:val="ListNumber"/>
+      </w:pPr>
+      <w:r>
+        <w:rPr>
+          <w:rFonts w:ascii="Consolas" w:hAnsi="Consolas"/>
+          <w:color w:val="8B0000"/>
+          <w:sz w:val="16"/>
+        </w:rPr>
+        <w:t>`</w:t>
+      </w:r>
+    </w:p>
+    <w:p>
+      <w:pPr>
+        <w:pStyle w:val="Heading3"/>
+      </w:pPr>
+      <w:r>
+        <w:t>What It Does</w:t>
+      </w:r>
+    </w:p>
+    <w:tbl>
+      <w:tblPr>
+        <w:tblStyle w:val="TableGrid"/>
+        <w:tblW w:type="auto" w:w="0"/>
+        <w:jc w:val="left"/>
+        <w:tblLook w:firstColumn="1" w:firstRow="1" w:lastColumn="0" w:lastRow="0" w:noHBand="0" w:noVBand="1" w:val="04A0"/>
+      </w:tblPr>
+      <w:tblGrid>
+        <w:gridCol w:w="4320"/>
+        <w:gridCol w:w="4320"/>
+      </w:tblGrid>
+      <w:tr>
+        <w:tc>
+          <w:tcPr>
+            <w:tcW w:type="dxa" w:w="4320"/>
+          </w:tcPr>
+          <w:p>
+            <w:pPr>
+              <w:spacing w:after="0"/>
+            </w:pPr>
+            <w:r>
+              <w:rPr>
+                <w:b/>
+                <w:sz w:val="16"/>
+              </w:rPr>
+              <w:t>Step</w:t>
+            </w:r>
+          </w:p>
+        </w:tc>
+        <w:tc>
+          <w:tcPr>
+            <w:tcW w:type="dxa" w:w="4320"/>
+          </w:tcPr>
+          <w:p>
+            <w:pPr>
+              <w:spacing w:after="0"/>
+            </w:pPr>
+            <w:r>
+              <w:rPr>
+                <w:b/>
+                <w:sz w:val="16"/>
+              </w:rPr>
+              <w:t>Action</w:t>
+            </w:r>
+          </w:p>
+        </w:tc>
+      </w:tr>
+      <w:tr>
+        <w:tc>
+          <w:tcPr>
+            <w:tcW w:type="dxa" w:w="4320"/>
+          </w:tcPr>
+          <w:p>
+            <w:pPr>
+              <w:spacing w:after="0"/>
+            </w:pPr>
+            <w:r>
+              <w:rPr>
+                <w:sz w:val="16"/>
+              </w:rPr>
+              <w:t>1/3 Scan</w:t>
+            </w:r>
+          </w:p>
+        </w:tc>
+        <w:tc>
+          <w:tcPr>
+            <w:tcW w:type="dxa" w:w="4320"/>
+          </w:tcPr>
+          <w:p>
+            <w:pPr>
+              <w:spacing w:after="0"/>
+            </w:pPr>
+            <w:r>
+              <w:rPr>
+                <w:sz w:val="16"/>
+              </w:rPr>
+              <w:t>Finds all `.sas` files on the network that contain your mnemonics</w:t>
+            </w:r>
+          </w:p>
+        </w:tc>
+      </w:tr>
+      <w:tr>
+        <w:tc>
+          <w:tcPr>
+            <w:tcW w:type="dxa" w:w="4320"/>
+          </w:tcPr>
+          <w:p>
+            <w:pPr>
+              <w:spacing w:after="0"/>
+            </w:pPr>
+            <w:r>
+              <w:rPr>
+                <w:sz w:val="16"/>
+              </w:rPr>
+              <w:t>2/3 Tag</w:t>
+            </w:r>
+          </w:p>
+        </w:tc>
+        <w:tc>
+          <w:tcPr>
+            <w:tcW w:type="dxa" w:w="4320"/>
+          </w:tcPr>
+          <w:p>
+            <w:pPr>
+              <w:spacing w:after="0"/>
+            </w:pPr>
+            <w:r>
+              <w:rPr>
+                <w:sz w:val="16"/>
+              </w:rPr>
+              <w:t>For each file, records which of your mnemonics it actually contains</w:t>
+            </w:r>
+          </w:p>
+        </w:tc>
+      </w:tr>
+      <w:tr>
+        <w:tc>
+          <w:tcPr>
+            <w:tcW w:type="dxa" w:w="4320"/>
+          </w:tcPr>
+          <w:p>
+            <w:pPr>
+              <w:spacing w:after="0"/>
+            </w:pPr>
+            <w:r>
+              <w:rPr>
+                <w:sz w:val="16"/>
+              </w:rPr>
+              <w:t>3/3 Extract</w:t>
+            </w:r>
+          </w:p>
+        </w:tc>
+        <w:tc>
+          <w:tcPr>
+            <w:tcW w:type="dxa" w:w="4320"/>
+          </w:tcPr>
+          <w:p>
+            <w:pPr>
+              <w:spacing w:after="0"/>
+            </w:pPr>
+            <w:r>
+              <w:rPr>
+                <w:sz w:val="16"/>
+              </w:rPr>
+              <w:t>Pulls code blocks (20 lines above / 20 lines below) around every line that contains "success" or any of your keywords</w:t>
+            </w:r>
+          </w:p>
+        </w:tc>
+      </w:tr>
+    </w:tbl>
+    <w:p/>
+    <w:p>
+      <w:pPr>
+        <w:pStyle w:val="Heading3"/>
+      </w:pPr>
+      <w:r>
+        <w:t>Output</w:t>
+      </w:r>
+    </w:p>
+    <w:p>
+      <w:r>
+        <w:t>A single text file with code blocks grouped by mnemonic. Each block is annotated with line markers:</w:t>
+      </w:r>
+    </w:p>
+    <w:tbl>
+      <w:tblPr>
+        <w:tblStyle w:val="TableGrid"/>
+        <w:tblW w:type="auto" w:w="0"/>
+        <w:jc w:val="left"/>
+        <w:tblLook w:firstColumn="1" w:firstRow="1" w:lastColumn="0" w:lastRow="0" w:noHBand="0" w:noVBand="1" w:val="04A0"/>
+      </w:tblPr>
+      <w:tblGrid>
+        <w:gridCol w:w="4320"/>
+        <w:gridCol w:w="4320"/>
+      </w:tblGrid>
+      <w:tr>
+        <w:tc>
+          <w:tcPr>
+            <w:tcW w:type="dxa" w:w="4320"/>
+          </w:tcPr>
+          <w:p>
+            <w:pPr>
+              <w:spacing w:after="0"/>
+            </w:pPr>
+            <w:r>
+              <w:rPr>
+                <w:b/>
+                <w:sz w:val="16"/>
+              </w:rPr>
+              <w:t>Marker</w:t>
+            </w:r>
+          </w:p>
+        </w:tc>
+        <w:tc>
+          <w:tcPr>
+            <w:tcW w:type="dxa" w:w="4320"/>
+          </w:tcPr>
+          <w:p>
+            <w:pPr>
+              <w:spacing w:after="0"/>
+            </w:pPr>
+            <w:r>
+              <w:rPr>
+                <w:b/>
+                <w:sz w:val="16"/>
+              </w:rPr>
+              <w:t>Meaning</w:t>
+            </w:r>
+          </w:p>
+        </w:tc>
+      </w:tr>
+      <w:tr>
+        <w:tc>
+          <w:tcPr>
+            <w:tcW w:type="dxa" w:w="4320"/>
+          </w:tcPr>
+          <w:p>
+            <w:pPr>
+              <w:spacing w:after="0"/>
+            </w:pPr>
+            <w:r>
+              <w:rPr>
+                <w:sz w:val="16"/>
+              </w:rPr>
+              <w:t>`&gt;&gt;&gt;`</w:t>
+            </w:r>
+          </w:p>
+        </w:tc>
+        <w:tc>
+          <w:tcPr>
+            <w:tcW w:type="dxa" w:w="4320"/>
+          </w:tcPr>
+          <w:p>
+            <w:pPr>
+              <w:spacing w:after="0"/>
+            </w:pPr>
+            <w:r>
+              <w:rPr>
+                <w:sz w:val="16"/>
+              </w:rPr>
+              <w:t>Line where "success" was found</w:t>
+            </w:r>
+          </w:p>
+        </w:tc>
+      </w:tr>
+      <w:tr>
+        <w:tc>
+          <w:tcPr>
+            <w:tcW w:type="dxa" w:w="4320"/>
+          </w:tcPr>
+          <w:p>
+            <w:pPr>
+              <w:spacing w:after="0"/>
+            </w:pPr>
+            <w:r>
+              <w:rPr>
+                <w:sz w:val="16"/>
+              </w:rPr>
+              <w:t>`&gt;&gt;&gt;[keyword]`</w:t>
+            </w:r>
+          </w:p>
+        </w:tc>
+        <w:tc>
+          <w:tcPr>
+            <w:tcW w:type="dxa" w:w="4320"/>
+          </w:tcPr>
+          <w:p>
+            <w:pPr>
+              <w:spacing w:after="0"/>
+            </w:pPr>
+            <w:r>
+              <w:rPr>
+                <w:sz w:val="16"/>
+              </w:rPr>
+              <w:t>Line where one of your keywords was found (keyword name shown)</w:t>
+            </w:r>
+          </w:p>
+        </w:tc>
+      </w:tr>
+      <w:tr>
+        <w:tc>
+          <w:tcPr>
+            <w:tcW w:type="dxa" w:w="4320"/>
+          </w:tcPr>
+          <w:p>
+            <w:pPr>
+              <w:spacing w:after="0"/>
+            </w:pPr>
+            <w:r>
+              <w:rPr>
+                <w:sz w:val="16"/>
+              </w:rPr>
+              <w:t>`?`</w:t>
+            </w:r>
+          </w:p>
+        </w:tc>
+        <w:tc>
+          <w:tcPr>
+            <w:tcW w:type="dxa" w:w="4320"/>
+          </w:tcPr>
+          <w:p>
+            <w:pPr>
+              <w:spacing w:after="0"/>
+            </w:pPr>
+            <w:r>
+              <w:rPr>
+                <w:sz w:val="16"/>
+              </w:rPr>
+              <w:t>Line with conditional logic (if/where/case/when)</w:t>
+            </w:r>
+          </w:p>
+        </w:tc>
+      </w:tr>
+      <w:tr>
+        <w:tc>
+          <w:tcPr>
+            <w:tcW w:type="dxa" w:w="4320"/>
+          </w:tcPr>
+          <w:p>
+            <w:pPr>
+              <w:spacing w:after="0"/>
+            </w:pPr>
+            <w:r>
+              <w:rPr>
+                <w:sz w:val="16"/>
+              </w:rPr>
+              <w:t>(blank)</w:t>
+            </w:r>
+          </w:p>
+        </w:tc>
+        <w:tc>
+          <w:tcPr>
+            <w:tcW w:type="dxa" w:w="4320"/>
+          </w:tcPr>
+          <w:p>
+            <w:pPr>
+              <w:spacing w:after="0"/>
+            </w:pPr>
+            <w:r>
+              <w:rPr>
+                <w:sz w:val="16"/>
+              </w:rPr>
+              <w:t>Context line</w:t>
+            </w:r>
+          </w:p>
+        </w:tc>
+      </w:tr>
+    </w:tbl>
+    <w:p/>
+    <w:p>
+      <w:pPr>
+        <w:pStyle w:val="Heading3"/>
+      </w:pPr>
+      <w:r>
+        <w:t>Settings</w:t>
+      </w:r>
+    </w:p>
+    <w:p>
+      <w:r>
+        <w:t>These can be adjusted but usually don't need to be:</w:t>
+      </w:r>
+    </w:p>
+    <w:tbl>
+      <w:tblPr>
+        <w:tblStyle w:val="TableGrid"/>
+        <w:tblW w:type="auto" w:w="0"/>
+        <w:jc w:val="left"/>
+        <w:tblLook w:firstColumn="1" w:firstRow="1" w:lastColumn="0" w:lastRow="0" w:noHBand="0" w:noVBand="1" w:val="04A0"/>
+      </w:tblPr>
+      <w:tblGrid>
+        <w:gridCol w:w="2880"/>
+        <w:gridCol w:w="2880"/>
+        <w:gridCol w:w="2880"/>
+      </w:tblGrid>
+      <w:tr>
+        <w:tc>
+          <w:tcPr>
+            <w:tcW w:type="dxa" w:w="2880"/>
+          </w:tcPr>
+          <w:p>
+            <w:pPr>
+              <w:spacing w:after="0"/>
+            </w:pPr>
+            <w:r>
+              <w:rPr>
+                <w:b/>
+                <w:sz w:val="16"/>
+              </w:rPr>
+              <w:t>Setting</w:t>
+            </w:r>
+          </w:p>
+        </w:tc>
+        <w:tc>
+          <w:tcPr>
+            <w:tcW w:type="dxa" w:w="2880"/>
+          </w:tcPr>
+          <w:p>
+            <w:pPr>
+              <w:spacing w:after="0"/>
+            </w:pPr>
+            <w:r>
+              <w:rPr>
+                <w:b/>
+                <w:sz w:val="16"/>
+              </w:rPr>
+              <w:t>Default</w:t>
+            </w:r>
+          </w:p>
+        </w:tc>
+        <w:tc>
+          <w:tcPr>
+            <w:tcW w:type="dxa" w:w="2880"/>
+          </w:tcPr>
+          <w:p>
+            <w:pPr>
+              <w:spacing w:after="0"/>
+            </w:pPr>
+            <w:r>
+              <w:rPr>
+                <w:b/>
+                <w:sz w:val="16"/>
+              </w:rPr>
+              <w:t>What it controls</w:t>
+            </w:r>
+          </w:p>
+        </w:tc>
+      </w:tr>
+      <w:tr>
+        <w:tc>
+          <w:tcPr>
+            <w:tcW w:type="dxa" w:w="2880"/>
+          </w:tcPr>
+          <w:p>
+            <w:pPr>
+              <w:spacing w:after="0"/>
+            </w:pPr>
+            <w:r>
+              <w:rPr>
+                <w:sz w:val="16"/>
+              </w:rPr>
+              <w:t>`$contextAbove`</w:t>
+            </w:r>
+          </w:p>
+        </w:tc>
+        <w:tc>
+          <w:tcPr>
+            <w:tcW w:type="dxa" w:w="2880"/>
+          </w:tcPr>
+          <w:p>
+            <w:pPr>
+              <w:spacing w:after="0"/>
+            </w:pPr>
+            <w:r>
+              <w:rPr>
+                <w:sz w:val="16"/>
+              </w:rPr>
+              <w:t>20</w:t>
+            </w:r>
+          </w:p>
+        </w:tc>
+        <w:tc>
+          <w:tcPr>
+            <w:tcW w:type="dxa" w:w="2880"/>
+          </w:tcPr>
+          <w:p>
+            <w:pPr>
+              <w:spacing w:after="0"/>
+            </w:pPr>
+            <w:r>
+              <w:rPr>
+                <w:sz w:val="16"/>
+              </w:rPr>
+              <w:t>Lines to show above each keyword match</w:t>
+            </w:r>
+          </w:p>
+        </w:tc>
+      </w:tr>
+      <w:tr>
+        <w:tc>
+          <w:tcPr>
+            <w:tcW w:type="dxa" w:w="2880"/>
+          </w:tcPr>
+          <w:p>
+            <w:pPr>
+              <w:spacing w:after="0"/>
+            </w:pPr>
+            <w:r>
+              <w:rPr>
+                <w:sz w:val="16"/>
+              </w:rPr>
+              <w:t>`$contextBelow`</w:t>
+            </w:r>
+          </w:p>
+        </w:tc>
+        <w:tc>
+          <w:tcPr>
+            <w:tcW w:type="dxa" w:w="2880"/>
+          </w:tcPr>
+          <w:p>
+            <w:pPr>
+              <w:spacing w:after="0"/>
+            </w:pPr>
+            <w:r>
+              <w:rPr>
+                <w:sz w:val="16"/>
+              </w:rPr>
+              <w:t>20</w:t>
+            </w:r>
+          </w:p>
+        </w:tc>
+        <w:tc>
+          <w:tcPr>
+            <w:tcW w:type="dxa" w:w="2880"/>
+          </w:tcPr>
+          <w:p>
+            <w:pPr>
+              <w:spacing w:after="0"/>
+            </w:pPr>
+            <w:r>
+              <w:rPr>
+                <w:sz w:val="16"/>
+              </w:rPr>
+              <w:t>Lines to show below each keyword match</w:t>
+            </w:r>
+          </w:p>
+        </w:tc>
+      </w:tr>
+      <w:tr>
+        <w:tc>
+          <w:tcPr>
+            <w:tcW w:type="dxa" w:w="2880"/>
+          </w:tcPr>
+          <w:p>
+            <w:pPr>
+              <w:spacing w:after="0"/>
+            </w:pPr>
+            <w:r>
+              <w:rPr>
+                <w:sz w:val="16"/>
+              </w:rPr>
+              <w:t>`$maxBlocks`</w:t>
+            </w:r>
+          </w:p>
+        </w:tc>
+        <w:tc>
+          <w:tcPr>
+            <w:tcW w:type="dxa" w:w="2880"/>
+          </w:tcPr>
+          <w:p>
+            <w:pPr>
+              <w:spacing w:after="0"/>
+            </w:pPr>
+            <w:r>
+              <w:rPr>
+                <w:sz w:val="16"/>
+              </w:rPr>
+              <w:t>10</w:t>
+            </w:r>
+          </w:p>
+        </w:tc>
+        <w:tc>
+          <w:tcPr>
+            <w:tcW w:type="dxa" w:w="2880"/>
+          </w:tcPr>
+          <w:p>
+            <w:pPr>
+              <w:spacing w:after="0"/>
+            </w:pPr>
+            <w:r>
+              <w:rPr>
+                <w:sz w:val="16"/>
+              </w:rPr>
+              <w:t>Max code blocks per mnemonic-file pair</w:t>
+            </w:r>
+          </w:p>
+        </w:tc>
+      </w:tr>
+    </w:tbl>
+    <w:p/>
+    <w:p>
+      <w:pPr>
+        <w:pStyle w:val="Heading3"/>
+      </w:pPr>
+      <w:r>
+        <w:t>When to Use Quick Search vs the Pipeline</w:t>
+      </w:r>
+    </w:p>
+    <w:tbl>
+      <w:tblPr>
+        <w:tblStyle w:val="TableGrid"/>
+        <w:tblW w:type="auto" w:w="0"/>
+        <w:jc w:val="left"/>
+        <w:tblLook w:firstColumn="1" w:firstRow="1" w:lastColumn="0" w:lastRow="0" w:noHBand="0" w:noVBand="1" w:val="04A0"/>
+      </w:tblPr>
+      <w:tblGrid>
+        <w:gridCol w:w="4320"/>
+        <w:gridCol w:w="4320"/>
+      </w:tblGrid>
+      <w:tr>
+        <w:tc>
+          <w:tcPr>
+            <w:tcW w:type="dxa" w:w="4320"/>
+          </w:tcPr>
+          <w:p>
+            <w:pPr>
+              <w:spacing w:after="0"/>
+            </w:pPr>
+            <w:r>
+              <w:rPr>
+                <w:b/>
+                <w:sz w:val="16"/>
+              </w:rPr>
+              <w:t>Scenario</w:t>
+            </w:r>
+          </w:p>
+        </w:tc>
+        <w:tc>
+          <w:tcPr>
+            <w:tcW w:type="dxa" w:w="4320"/>
+          </w:tcPr>
+          <w:p>
+            <w:pPr>
+              <w:spacing w:after="0"/>
+            </w:pPr>
+            <w:r>
+              <w:rPr>
+                <w:b/>
+                <w:sz w:val="16"/>
+              </w:rPr>
+              <w:t>Use</w:t>
+            </w:r>
+          </w:p>
+        </w:tc>
+      </w:tr>
+      <w:tr>
+        <w:tc>
+          <w:tcPr>
+            <w:tcW w:type="dxa" w:w="4320"/>
+          </w:tcPr>
+          <w:p>
+            <w:pPr>
+              <w:spacing w:after="0"/>
+            </w:pPr>
+            <w:r>
+              <w:rPr>
+                <w:sz w:val="16"/>
+              </w:rPr>
+              <w:t>Looking up 1-3 mnemonics, want fast results</w:t>
+            </w:r>
+          </w:p>
+        </w:tc>
+        <w:tc>
+          <w:tcPr>
+            <w:tcW w:type="dxa" w:w="4320"/>
+          </w:tcPr>
+          <w:p>
+            <w:pPr>
+              <w:spacing w:after="0"/>
+            </w:pPr>
+            <w:r>
+              <w:rPr>
+                <w:sz w:val="16"/>
+              </w:rPr>
+              <w:t>**Quick Search**</w:t>
+            </w:r>
+          </w:p>
+        </w:tc>
+      </w:tr>
+      <w:tr>
+        <w:tc>
+          <w:tcPr>
+            <w:tcW w:type="dxa" w:w="4320"/>
+          </w:tcPr>
+          <w:p>
+            <w:pPr>
+              <w:spacing w:after="0"/>
+            </w:pPr>
+            <w:r>
+              <w:rPr>
+                <w:sz w:val="16"/>
+              </w:rPr>
+              <w:t>Running a batch of many mnemonics</w:t>
+            </w:r>
+          </w:p>
+        </w:tc>
+        <w:tc>
+          <w:tcPr>
+            <w:tcW w:type="dxa" w:w="4320"/>
+          </w:tcPr>
+          <w:p>
+            <w:pPr>
+              <w:spacing w:after="0"/>
+            </w:pPr>
+            <w:r>
+              <w:rPr>
+                <w:sz w:val="16"/>
+              </w:rPr>
+              <w:t>**Pipeline** (step 1 - 4a)</w:t>
+            </w:r>
+          </w:p>
+        </w:tc>
+      </w:tr>
+      <w:tr>
+        <w:tc>
+          <w:tcPr>
+            <w:tcW w:type="dxa" w:w="4320"/>
+          </w:tcPr>
+          <w:p>
+            <w:pPr>
+              <w:spacing w:after="0"/>
+            </w:pPr>
+            <w:r>
+              <w:rPr>
+                <w:sz w:val="16"/>
+              </w:rPr>
+              <w:t>Need to submit results to Helios Assist for AI extraction</w:t>
+            </w:r>
+          </w:p>
+        </w:tc>
+        <w:tc>
+          <w:tcPr>
+            <w:tcW w:type="dxa" w:w="4320"/>
+          </w:tcPr>
+          <w:p>
+            <w:pPr>
+              <w:spacing w:after="0"/>
+            </w:pPr>
+            <w:r>
+              <w:rPr>
+                <w:sz w:val="16"/>
+              </w:rPr>
+              <w:t>**Pipeline** (structured output with headers)</w:t>
+            </w:r>
+          </w:p>
+        </w:tc>
+      </w:tr>
+      <w:tr>
+        <w:tc>
+          <w:tcPr>
+            <w:tcW w:type="dxa" w:w="4320"/>
+          </w:tcPr>
+          <w:p>
+            <w:pPr>
+              <w:spacing w:after="0"/>
+            </w:pPr>
+            <w:r>
+              <w:rPr>
+                <w:sz w:val="16"/>
+              </w:rPr>
+              <w:t>Need a summary dashboard of all mnemonics</w:t>
+            </w:r>
+          </w:p>
+        </w:tc>
+        <w:tc>
+          <w:tcPr>
+            <w:tcW w:type="dxa" w:w="4320"/>
+          </w:tcPr>
+          <w:p>
+            <w:pPr>
+              <w:spacing w:after="0"/>
+            </w:pPr>
+            <w:r>
+              <w:rPr>
+                <w:sz w:val="16"/>
+              </w:rPr>
+              <w:t>**Pipeline** (step 5)</w:t>
+            </w:r>
+          </w:p>
+        </w:tc>
+      </w:tr>
+    </w:tbl>
+    <w:p/>
+    <w:p>
+      <w:r>
+        <w:t>Quick Search is ideal for ad-hoc investigation — when you need to quickly see what SAS code exists for a specific campaign before deciding next steps.</w:t>
+      </w:r>
     </w:p>
     <w:p>
       <w:pPr>
@@ -4489,6 +5441,56 @@
               <w:rPr>
                 <w:sz w:val="16"/>
               </w:rPr>
+              <w:t>`quick_search.ps1`</w:t>
+            </w:r>
+          </w:p>
+        </w:tc>
+        <w:tc>
+          <w:tcPr>
+            <w:tcW w:type="dxa" w:w="2880"/>
+          </w:tcPr>
+          <w:p>
+            <w:pPr>
+              <w:spacing w:after="0"/>
+            </w:pPr>
+            <w:r>
+              <w:rPr>
+                <w:sz w:val="16"/>
+              </w:rPr>
+              <w:t>`sas_search/scripts/`</w:t>
+            </w:r>
+          </w:p>
+        </w:tc>
+        <w:tc>
+          <w:tcPr>
+            <w:tcW w:type="dxa" w:w="2880"/>
+          </w:tcPr>
+          <w:p>
+            <w:pPr>
+              <w:spacing w:after="0"/>
+            </w:pPr>
+            <w:r>
+              <w:rPr>
+                <w:sz w:val="16"/>
+              </w:rPr>
+              <w:t>All-in-one single mnemonic lookup (scan + tag + extract)</w:t>
+            </w:r>
+          </w:p>
+        </w:tc>
+      </w:tr>
+      <w:tr>
+        <w:tc>
+          <w:tcPr>
+            <w:tcW w:type="dxa" w:w="2880"/>
+          </w:tcPr>
+          <w:p>
+            <w:pPr>
+              <w:spacing w:after="0"/>
+            </w:pPr>
+            <w:r>
+              <w:rPr>
+                <w:sz w:val="16"/>
+              </w:rPr>
               <w:t>`step1_scan.ps1`</w:t>
             </w:r>
           </w:p>
